--- a/assets/evaluations/anglais/Anglais_S1_grille_enseignant.docx
+++ b/assets/evaluations/anglais/Anglais_S1_grille_enseignant.docx
@@ -22,7 +22,7 @@
         <w:rPr>
           <w:sz w:val="20"/>
         </w:rPr>
-        <w:t>3 situations courtes · une observation globale + compétences fines pour Progressions CE2</w:t>
+        <w:t>3 situations courtes · des traces fiables de compréhension et de communication</w:t>
       </w:r>
     </w:p>
     <w:p>
@@ -510,7 +510,7 @@
     </w:p>
     <w:p>
       <w:r>
-        <w:t>Reconnaître et commenter quelques repères travaillés.</w:t>
+        <w:t>Reconnaître et commenter quelques repères réellement travaillés.</w:t>
       </w:r>
     </w:p>
     <w:tbl>
@@ -751,7 +751,7 @@
         <w:t xml:space="preserve">Règle pratique : </w:t>
       </w:r>
       <w:r>
-        <w:t>ne pas chercher une performance parfaite. Le bilan confirme les observations orales recueillies pendant le semestre.</w:t>
+        <w:t>le bilan confirme les observations orales recueillies pendant le semestre ; la réussite de l’objectif prime sur la quantité de réponses.</w:t>
       </w:r>
     </w:p>
     <w:sectPr>
